--- a/docs/neuropulse_sbir_phase1_draft.docx
+++ b/docs/neuropulse_sbir_phase1_draft.docx
@@ -1464,7 +1464,7 @@
         <w:ind w:firstLine="360"/>
       </w:pPr>
       <w:r>
-        <w:t>Aim 1a — Design freeze (Months 1–4): We will complete: (i) zone-module FPC layout including reference photodiode placement, plasma-activated PDMS window specification, and Molex SlimStack 1,000-cycle-rated connectors; (ii) final PCB layout integrating i.MX RT1062, ADS1299, STM32G071, USB-C 3.2 Gen1, BT 5.3 LE Audio, and Wi-Fi 6 with power management; (iii) CFRP/mu-metal/palladium-liner shell tooling design review; (iv) dual-bank OTA bootloader and USB-C DFU recovery path (must be present from first firmware build — cannot be added later); (v) UHDR/SHDR eMMC partition architecture specified and implemented before any storage code is written.</w:t>
+        <w:t>Aim 1a — Design freeze (Months 1–4): We will complete: (i) zone-module FPC layout including reference photodiode placement, plasma-activated PDMS window specification, and Hirose FH34S-20S-0.5SH 1,000-cycle-rated connectors; (ii) final PCB layout integrating i.MX RT1062, ADS1299, STM32G071, USB-C 3.2 Gen1, BT 5.3 LE Audio, and Wi-Fi 6 with power management; (iii) CFRP/mu-metal/palladium-liner shell tooling design review; (iv) dual-bank OTA bootloader and USB-C DFU recovery path (must be present from first firmware build — cannot be added later); (v) UHDR/SHDR eMMC partition architecture specified and implemented before any storage code is written.</w:t>
       </w:r>
     </w:p>
     <w:p>
@@ -1846,7 +1846,7 @@
         <w:ind w:firstLine="360"/>
       </w:pPr>
       <w:r>
-        <w:t>Potential challenges and alternatives: FPC zone-module connector reliability is a specification risk. Primary connector is Molex SlimStack 0.35 mm pitch (1,000-cycle rated); JAE Electronics FH63 series is the qualified backup. Palladium-coated liner procurement delays: interim silver-coated liner with accelerated tarnish testing used in Aim 2 prototypes while supply is resolved. LED emitter availability at specified pulse current: two primary candidates per wavelength identified (Seoul Semiconductor and Osram primary; Luminus backup); procurement validation at Month 1.</w:t>
+        <w:t>Potential challenges and alternatives: FPC zone-module connector reliability is a specification risk. Primary connector is Hirose FH34S-20S-0.5SH 0.5 mm pitch (1,000-cycle rated); JAE Electronics FH63 series is the qualified backup. Palladium-coated liner procurement delays: interim silver-coated liner with accelerated tarnish testing used in Aim 2 prototypes while supply is resolved. LED emitter availability at specified pulse current: two primary candidates per wavelength identified (Seoul Semiconductor and Osram primary; Luminus backup); procurement validation at Month 1.</w:t>
       </w:r>
     </w:p>
     <w:p>

--- a/docs/neuropulse_sbir_phase1_draft.docx
+++ b/docs/neuropulse_sbir_phase1_draft.docx
@@ -43,7 +43,7 @@
           <w:b/>
           <w:sz w:val="20"/>
         </w:rPr>
-        <w:t xml:space="preserve">Applicant Organisation:  </w:t>
+        <w:t xml:space="preserve">Applicant Organization:  </w:t>
       </w:r>
       <w:r>
         <w:rPr>
@@ -293,7 +293,7 @@
         <w:ind w:firstLine="360"/>
       </w:pPr>
       <w:r>
-        <w:t>We have developed NeuroPulse, an autonomous closed-loop multi-modal neuromodulation wearable that integrates 8-channel semi-dry EEG with real-time adaptive processing, 600-LED dual-wavelength transcranial and bilateral intranasal photobiomodulation with per-zone photodiode dose metering, and EEG-adaptive brainwave entrainment stimulation in a single head-worn device. Critically, the system operates fully autonomously from any standard USB-C power bank — without a smartphone or cloud connection — enabling faithful home-use protocol delivery in a cognitively impaired population. Preliminary bench characterisation confirms per-zone irradiance uniformity (±18% across 5 zones), dose-metering accuracy (±3% vs. calibrated reference detector), and EEG signal quality (CMRR &gt;90 dB, 24-bit, 500 Hz). Our central hypothesis is that NeuroPulse can deliver multi-modal neuromodulation with clinical-grade dose precision and EEG-adaptive closed-loop control in a form factor suitable for unsupervised home use by an MCI population.</w:t>
+        <w:t>We have developed NeuroPulse, an autonomous closed-loop multi-modal neuromodulation wearable that integrates 8-channel semi-dry EEG with real-time adaptive processing, 600-LED dual-wavelength transcranial and bilateral intranasal photobiomodulation with per-zone photodiode dose metering, and EEG-adaptive brainwave entrainment stimulation in a single head-worn device. Critically, the system operates fully autonomously from any standard USB-C power bank — without a smartphone or cloud connection — enabling faithful home-use protocol delivery in a cognitively impaired population. Preliminary bench characterization confirms per-zone irradiance uniformity (±18% across 5 zones), dose-metering accuracy (±3% vs. calibrated reference detector), and EEG signal quality (CMRR &gt;90 dB, 24-bit, 500 Hz). Our central hypothesis is that NeuroPulse can deliver multi-modal neuromodulation with clinical-grade dose precision and EEG-adaptive closed-loop control in a form factor suitable for unsupervised home use by an MCI population.</w:t>
       </w:r>
     </w:p>
     <w:p/>
@@ -321,7 +321,7 @@
         <w:rPr>
           <w:sz w:val="22"/>
         </w:rPr>
-        <w:t>We will complete PCB layout, firmware, mechanical design, and safety MCU integration to a documented design freeze, and characterise performance against a 47-item pre-specified bench acceptance test protocol spanning optical, electrophysiological, safety, and EMI subsystems. Success criterion: ≥90% of acceptance criteria met across all subsystems; all 12 safety-critical criteria met 100%.</w:t>
+        <w:t>We will complete PCB layout, firmware, mechanical design, and safety MCU integration to a documented design freeze, and characterize performance against a 47-item pre-specified bench acceptance test protocol spanning optical, electrophysiological, safety, and EMI subsystems. Success criterion: ≥90% of acceptance criteria met across all subsystems; all 12 safety-critical criteria met 100%.</w:t>
       </w:r>
     </w:p>
     <w:p>
@@ -353,7 +353,7 @@
           <w:b/>
           <w:sz w:val="22"/>
         </w:rPr>
-        <w:t xml:space="preserve">Aim 3: Characterise autonomous home-use operation reliability and data integrity over a 30-day simulated deployment (n=10 units, 1,200 scripted sessions).  </w:t>
+        <w:t xml:space="preserve">Aim 3: Characterize autonomous home-use operation reliability and data integrity over a 30-day simulated deployment (n=10 units, 1,200 scripted sessions).  </w:t>
       </w:r>
       <w:r>
         <w:rPr>
@@ -431,7 +431,7 @@
         <w:ind w:firstLine="360"/>
       </w:pPr>
       <w:r>
-        <w:t>MCI represents the critical intervention window for Alzheimer's disease prevention. Approximately 12–18 million Americans over 65 currently live with MCI, with an annual conversion rate to dementia of 10–15% in clinical populations (Petersen et al., JAMA 2018). Alzheimer's disease and related dementias collectively affect 6.9 million Americans aged 65 and older (Alzheimer's Association, 2024 Facts and Figures), generating $360 billion in annual societal costs. The 2021 FDA approval of anti-amyloid immunotherapies has not resolved the access problem: infusion-centre requirements, ARIA monitoring MRI, and out-of-pocket costs of $26,000–$30,000 per year exclude the majority of eligible patients. Non-pharmacological brain stimulation approaches that can be delivered at home, at scale, and at affordable cost represent a major unmet need.</w:t>
+        <w:t>MCI represents the critical intervention window for Alzheimer's disease prevention. Approximately 12–18 million Americans over 65 currently live with MCI, with an annual conversion rate to dementia of 10–15% in clinical populations (Petersen et al., JAMA 2018). Alzheimer's disease and related dementias collectively affect 6.9 million Americans aged 65 and older (Alzheimer's Association, 2024 Facts and Figures), generating $360 billion in annual societal costs. The 2021 FDA approval of anti-amyloid immunotherapies has not resolved the access problem: infusion-center requirements, ARIA monitoring MRI, and out-of-pocket costs of $26,000–$30,000 per year exclude the majority of eligible patients. Non-pharmacological brain stimulation approaches that can be delivered at home, at scale, and at affordable cost represent a major unmet need.</w:t>
       </w:r>
     </w:p>
     <w:p>
@@ -1360,7 +1360,7 @@
         <w:ind w:firstLine="360"/>
       </w:pPr>
       <w:r>
-        <w:t>NeuroPulse has progressed through initial concept development and preliminary bench characterisation. Key feasibility data:</w:t>
+        <w:t>NeuroPulse has progressed through initial concept development and preliminary bench characterization. Key feasibility data:</w:t>
       </w:r>
     </w:p>
     <w:p>
@@ -1472,7 +1472,7 @@
         <w:ind w:firstLine="360"/>
       </w:pPr>
       <w:r>
-        <w:t>Aim 1b — Bench acceptance testing (Months 4–6): All 20 prototype units characterised against a pre-specified 47-item acceptance test protocol.</w:t>
+        <w:t>Aim 1b — Bench acceptance testing (Months 4–6): All 20 prototype units characterized against a pre-specified 47-item acceptance test protocol.</w:t>
       </w:r>
     </w:p>
     <w:tbl>
@@ -2869,7 +2869,7 @@
               <w:rPr>
                 <w:sz w:val="20"/>
               </w:rPr>
-              <w:t>Neurology clinic, TMS centre, research institution</w:t>
+              <w:t>Neurology clinic, TMS center, research institution</w:t>
             </w:r>
           </w:p>
         </w:tc>
@@ -5056,7 +5056,7 @@
           <w:color w:val="003366"/>
           <w:sz w:val="22"/>
         </w:rPr>
-        <w:t>Programme Status</w:t>
+        <w:t>Program Status</w:t>
       </w:r>
     </w:p>
     <w:p>
@@ -5064,7 +5064,7 @@
         <w:ind w:firstLine="360"/>
       </w:pPr>
       <w:r>
-        <w:t>The NIH SBIR/STTR programme was paused in early 2026 when all active NOFOs expired, then reauthorised on April 13, 2026, through September 30, 2031. As of May 2026, NIH has no active SBIR/STTR NOFOs; new solicitations are expected shortly. The next standard receipt date is projected as September 5, 2026 — this is the target submission date for this application.</w:t>
+        <w:t>The NIH SBIR/STTR program was paused in early 2026 when all active NOFOs expired, then reauthorised on April 13, 2026, through September 30, 2031. As of May 2026, NIH has no active SBIR/STTR NOFOs; new solicitations are expected shortly. The next standard receipt date is projected as September 5, 2026 — this is the target submission date for this application.</w:t>
       </w:r>
     </w:p>
     <w:p>
@@ -5223,7 +5223,7 @@
               <w:rPr>
                 <w:sz w:val="20"/>
               </w:rPr>
-              <w:t>Contact NIA SBIR programme officer before submission to confirm institute fit</w:t>
+              <w:t>Contact NIA SBIR program officer before submission to confirm institute fit</w:t>
             </w:r>
           </w:p>
         </w:tc>
@@ -5355,7 +5355,7 @@
               <w:rPr>
                 <w:sz w:val="20"/>
               </w:rPr>
-              <w:t>Use if NIA/NIMH programme officer advises misfit</w:t>
+              <w:t>Use if NIA/NIMH program officer advises misfit</w:t>
             </w:r>
           </w:p>
         </w:tc>
@@ -5408,7 +5408,7 @@
         <w:spacing w:after="60"/>
       </w:pPr>
       <w:r>
-        <w:t>Contact NIA SBIR programme officer (identify from nia.nih.gov/research/sbir) for pre-submission meeting. Free; strongly recommended; prevents filing on avoidable grounds.</w:t>
+        <w:t>Contact NIA SBIR program officer (identify from nia.nih.gov/research/sbir) for pre-submission meeting. Free; strongly recommended; prevents filing on avoidable grounds.</w:t>
       </w:r>
     </w:p>
     <w:p>
@@ -5710,7 +5710,7 @@
               <w:rPr>
                 <w:sz w:val="20"/>
               </w:rPr>
-              <w:t>EEG-guided tPBM with ML personalisation; FDA BDD January 2022. Direct PBM + EEG precedent.</w:t>
+              <w:t>EEG-guided tPBM with ML personalization; FDA BDD January 2022. Direct PBM + EEG precedent.</w:t>
             </w:r>
           </w:p>
         </w:tc>
@@ -5981,7 +5981,7 @@
         <w:ind w:firstLine="360"/>
       </w:pPr>
       <w:r>
-        <w:t>NIH SBIR Phase I is scored 1–9 on five criteria (lower is better): Significance, Approach, Innovation, Investigators, Environment. Most common reasons for poor scores in device SBIRs: (1) overscoping — too many aims for 12 months/$300K [we have addressed this by limiting Phase I to bench validation + safety study + reliability study, not efficacy]; (2) no go/no-go criteria [addressed by explicit success criteria in each aim]; (3) missing clinical co-investigator [addressed by Rashidi-Ranjbar as co-I]; (4) no letters of support [action item: obtain letters from Rashidi-Ranjbar, a potential clinical customer, and if possible from Tsai as SAB]. Applications scoring 1–20 percentile typically receive funding; SBIR paylines are not fixed by institute and programme officers have flexibility to fund out-of-order on scientific priority.</w:t>
+        <w:t>NIH SBIR Phase I is scored 1–9 on five criteria (lower is better): Significance, Approach, Innovation, Investigators, Environment. Most common reasons for poor scores in device SBIRs: (1) overscoping — too many aims for 12 months/$300K [we have addressed this by limiting Phase I to bench validation + safety study + reliability study, not efficacy]; (2) no go/no-go criteria [addressed by explicit success criteria in each aim]; (3) missing clinical co-investigator [addressed by Rashidi-Ranjbar as co-I]; (4) no letters of support [action item: obtain letters from Rashidi-Ranjbar, a potential clinical customer, and if possible from Tsai as SAB]. Applications scoring 1–20 percentile typically receive funding; SBIR paylines are not fixed by institute and program officers have flexibility to fund out-of-order on scientific priority.</w:t>
       </w:r>
     </w:p>
     <w:p/>
